--- a/scenic/summary/report/项目1_三景区景区指南数据采集与预处理_实验报告.docx
+++ b/scenic/summary/report/项目1_三景区景区指南数据采集与预处理_实验报告.docx
@@ -431,7 +431,7 @@
           <w:color w:val="262626"/>
           <w:sz w:val="21"/>
         </w:rPr>
-        <w:t>本报告整合长隆、广州白云山、武功山三个景区的官方推荐路线与游客游记，共 29 条记录：官方路线 12 条、游客游记 16 篇、站点攻略 1 条，有效 28 条。三个景区均满足“官方路线≥1、有效游客游记≥3”。原始 48356 字，清洗后 29866 字，整体删除率 38.24%；统一为 24 列字段，输出 CSV / Excel / JSONL，并给出各景区数量、缺失、重复与格式一致性检查。</w:t>
+        <w:t>本报告整合长隆、广州白云山、武功山三个景区的官方推荐路线与游客游记，共 29 条记录：官方路线 12 条、游客游记 16 篇、站点攻略 1 条，有效 28 条。三个景区均满足“官方路线≥1、有效游客游记≥3”。原始 32218 字，清洗后 29866 字，整体删除率 7.30%；统一为 24 列字段，输出 CSV / Excel / JSONL，并给出各景区数量、缺失、重复与格式一致性检查。</w:t>
       </w:r>
     </w:p>
     <w:p>
@@ -2064,7 +2064,7 @@
                 <w:color w:val="262626"/>
                 <w:sz w:val="16"/>
               </w:rPr>
-              <w:t>删除噪声行 320 行</w:t>
+              <w:t>删除噪声行 83 行</w:t>
             </w:r>
           </w:p>
         </w:tc>
@@ -3181,20 +3181,15 @@
         </w:rPr>
         <w:t>嗨！各位快乐玩家，欢迎来到广州长隆度假区，快收下这份吃住玩一站式度假攻略，一键开启快乐假日吧！</w:t>
         <w:br/>
-        <w:br/>
         <w:t>第一站：长隆欢乐世界</w:t>
-        <w:br/>
         <w:br/>
         <w:t>假期想狂欢？那就来广州长隆欢乐世界！忘掉工作的繁忙和生活的琐碎，来一场全身心的狂欢刺激之旅吧。这里有全球领先的70+游乐设施，有趣，好看又刺激，让你心跳加速尽情释放！</w:t>
         <w:br/>
-        <w:br/>
         <w:t>坐上“全球过山车之王“的垂直过山车。三分钟之内让你完成上天入地冲浪的刺激体验</w:t>
-        <w:br/>
         <w:br/>
         <w:t>坐上游乐园最大的秋千，挑战地心引力 在超级大摆锤的极致摇摆中，感受无尽的刺激和乐趣</w:t>
         <w:br/>
-        <w:br/>
-        <w:t>谁说欢乐世界只适合大朋友，这里有小朋友也能玩的飞马家庭过山车，……</w:t>
+        <w:t>谁说欢乐世界只适合大朋友，这里有小朋友也能玩的飞马家庭过山车，刺激又奇幻……</w:t>
       </w:r>
     </w:p>
     <w:p>
@@ -3927,7 +3922,7 @@
           <w:color w:val="262626"/>
           <w:sz w:val="21"/>
         </w:rPr>
-        <w:t>三景区原始 48356 字，清洗后 29866 字，整体删除率 38.24%；删除噪声行 320 行、表情 263 个、重复段落 2 段。删除比例不高，说明正文抽取已去掉大部分框架，清洗主要起精修作用。</w:t>
+        <w:t>三景区原始 32218 字，清洗后 29866 字，整体删除率 7.30%；删除噪声行 83 行、表情 263 个、重复段落 2 段。删除比例不高，说明正文抽取已去掉大部分框架，清洗主要起精修作用。</w:t>
       </w:r>
     </w:p>
     <w:p>
